--- a/Change_Request.docx
+++ b/Change_Request.docx
@@ -20,7 +20,7 @@
     </w:p>
     <w:p>
       <w:r>
-        <w:t>Date : 10-09-2026</w:t>
+        <w:t>Date : 08-10-2026</w:t>
       </w:r>
     </w:p>
     <w:p>
